--- a/openwrt部署GRN client.docx
+++ b/openwrt部署GRN client.docx
@@ -160,7 +160,7 @@
       <w:pPr>
         <w:numPr>
           <w:ilvl w:val="0"/>
-          <w:numId w:val="2"/>
+          <w:numId w:val="1"/>
         </w:numPr>
         <w:bidi w:val="0"/>
         <w:ind w:firstLine="420" w:firstLineChars="0"/>
@@ -169,17 +169,24 @@
         <w:rPr>
           <w:lang w:val="en-US" w:eastAsia="zh-CN"/>
         </w:rPr>
-        <w:t>设置管理员账户(root)和账户密码。ssh登录host为192.168.8.1，账户为root/密码。</w:t>
+        <w:t>设置管理员账户(root)和账户密码。ssh登录host为192.168.8.1，账户为root/</w:t>
+      </w:r>
+      <w:r>
+        <w:rPr>
+          <w:rFonts w:hint="eastAsia"/>
+          <w:lang w:val="en-US" w:eastAsia="zh-CN"/>
+        </w:rPr>
+        <w:t>密码。</w:t>
       </w:r>
     </w:p>
     <w:p>
       <w:pPr>
         <w:numPr>
           <w:ilvl w:val="0"/>
-          <w:numId w:val="2"/>
+          <w:numId w:val="1"/>
         </w:numPr>
         <w:bidi w:val="0"/>
-        <w:ind w:left="0" w:leftChars="0" w:firstLine="420" w:firstLineChars="0"/>
+        <w:ind w:firstLine="420" w:firstLineChars="0"/>
       </w:pPr>
       <w:r>
         <w:rPr>
@@ -203,6 +210,8 @@
       <w:r>
         <w:t>升级系统</w:t>
       </w:r>
+      <w:bookmarkStart w:id="0" w:name="_GoBack"/>
+      <w:bookmarkEnd w:id="0"/>
     </w:p>
     <w:p>
       <w:pPr>
@@ -644,8 +653,6 @@
         </w:rPr>
         <w:t>ReadMe.txt：工程说明</w:t>
       </w:r>
-      <w:bookmarkStart w:id="0" w:name="_GoBack"/>
-      <w:bookmarkEnd w:id="0"/>
     </w:p>
     <w:p>
       <w:pPr>
@@ -1089,6 +1096,286 @@
           <w:lang w:val="en-US" w:eastAsia="zh-CN"/>
         </w:rPr>
         <w:t>4.3.1.2部署简要过程</w:t>
+      </w:r>
+    </w:p>
+    <w:p>
+      <w:pPr>
+        <w:numPr>
+          <w:ilvl w:val="0"/>
+          <w:numId w:val="2"/>
+        </w:numPr>
+        <w:ind w:firstLine="420" w:firstLineChars="0"/>
+        <w:rPr>
+          <w:rFonts w:hint="eastAsia"/>
+          <w:lang w:val="en-US" w:eastAsia="zh-CN"/>
+        </w:rPr>
+      </w:pPr>
+      <w:r>
+        <w:rPr>
+          <w:rFonts w:hint="eastAsia"/>
+          <w:lang w:val="en-US" w:eastAsia="zh-CN"/>
+        </w:rPr>
+        <w:t>校验输入IP、端口是否有效</w:t>
+      </w:r>
+    </w:p>
+    <w:p>
+      <w:pPr>
+        <w:numPr>
+          <w:ilvl w:val="0"/>
+          <w:numId w:val="2"/>
+        </w:numPr>
+        <w:ind w:left="0" w:leftChars="0" w:firstLine="420" w:firstLineChars="0"/>
+        <w:rPr>
+          <w:rFonts w:hint="eastAsia"/>
+          <w:lang w:val="en-US" w:eastAsia="zh-CN"/>
+        </w:rPr>
+      </w:pPr>
+      <w:r>
+        <w:rPr>
+          <w:rFonts w:hint="eastAsia"/>
+          <w:lang w:val="en-US" w:eastAsia="zh-CN"/>
+        </w:rPr>
+        <w:t>部署本地前端</w:t>
+      </w:r>
+    </w:p>
+    <w:p>
+      <w:pPr>
+        <w:numPr>
+          <w:ilvl w:val="0"/>
+          <w:numId w:val="2"/>
+        </w:numPr>
+        <w:ind w:left="0" w:leftChars="0" w:firstLine="420" w:firstLineChars="0"/>
+        <w:rPr>
+          <w:rFonts w:hint="default"/>
+          <w:lang w:val="en-US" w:eastAsia="zh-CN"/>
+        </w:rPr>
+      </w:pPr>
+      <w:r>
+        <w:rPr>
+          <w:rFonts w:hint="eastAsia"/>
+          <w:lang w:val="en-US" w:eastAsia="zh-CN"/>
+        </w:rPr>
+        <w:t>创建并写入Nginx配置</w:t>
+      </w:r>
+    </w:p>
+    <w:p>
+      <w:pPr>
+        <w:numPr>
+          <w:ilvl w:val="0"/>
+          <w:numId w:val="2"/>
+        </w:numPr>
+        <w:ind w:left="0" w:leftChars="0" w:firstLine="420" w:firstLineChars="0"/>
+        <w:rPr>
+          <w:rFonts w:hint="default"/>
+          <w:lang w:val="en-US" w:eastAsia="zh-CN"/>
+        </w:rPr>
+      </w:pPr>
+      <w:r>
+        <w:rPr>
+          <w:rFonts w:hint="eastAsia"/>
+          <w:lang w:val="en-US" w:eastAsia="zh-CN"/>
+        </w:rPr>
+        <w:t>生成Nginx TLS 证书</w:t>
+      </w:r>
+    </w:p>
+    <w:p>
+      <w:pPr>
+        <w:numPr>
+          <w:ilvl w:val="0"/>
+          <w:numId w:val="2"/>
+        </w:numPr>
+        <w:ind w:left="0" w:leftChars="0" w:firstLine="420" w:firstLineChars="0"/>
+        <w:rPr>
+          <w:rFonts w:hint="default"/>
+          <w:lang w:val="en-US" w:eastAsia="zh-CN"/>
+        </w:rPr>
+      </w:pPr>
+      <w:r>
+        <w:rPr>
+          <w:rFonts w:hint="eastAsia"/>
+          <w:lang w:val="en-US" w:eastAsia="zh-CN"/>
+        </w:rPr>
+        <w:t>部署GRN_Node</w:t>
+      </w:r>
+    </w:p>
+    <w:p>
+      <w:pPr>
+        <w:numPr>
+          <w:ilvl w:val="0"/>
+          <w:numId w:val="2"/>
+        </w:numPr>
+        <w:ind w:left="0" w:leftChars="0" w:firstLine="420" w:firstLineChars="0"/>
+        <w:rPr>
+          <w:rFonts w:hint="default"/>
+          <w:lang w:val="en-US" w:eastAsia="zh-CN"/>
+        </w:rPr>
+      </w:pPr>
+      <w:r>
+        <w:rPr>
+          <w:rFonts w:hint="eastAsia"/>
+          <w:lang w:val="en-US" w:eastAsia="zh-CN"/>
+        </w:rPr>
+        <w:t>安装sing-box</w:t>
+      </w:r>
+    </w:p>
+    <w:p>
+      <w:pPr>
+        <w:numPr>
+          <w:ilvl w:val="0"/>
+          <w:numId w:val="2"/>
+        </w:numPr>
+        <w:ind w:left="0" w:leftChars="0" w:firstLine="420" w:firstLineChars="0"/>
+        <w:rPr>
+          <w:rFonts w:hint="default"/>
+          <w:lang w:val="en-US" w:eastAsia="zh-CN"/>
+        </w:rPr>
+      </w:pPr>
+      <w:r>
+        <w:rPr>
+          <w:rFonts w:hint="eastAsia"/>
+          <w:lang w:val="en-US" w:eastAsia="zh-CN"/>
+        </w:rPr>
+        <w:t>部署Supervisor监控node_client.py</w:t>
+      </w:r>
+    </w:p>
+    <w:p>
+      <w:pPr>
+        <w:pStyle w:val="4"/>
+        <w:bidi w:val="0"/>
+        <w:rPr>
+          <w:rFonts w:hint="eastAsia"/>
+          <w:lang w:val="en-US" w:eastAsia="zh-CN"/>
+        </w:rPr>
+      </w:pPr>
+      <w:r>
+        <w:rPr>
+          <w:rFonts w:hint="eastAsia"/>
+          <w:lang w:val="en-US" w:eastAsia="zh-CN"/>
+        </w:rPr>
+        <w:t>4.3.2无痕撤收</w:t>
+      </w:r>
+    </w:p>
+    <w:p>
+      <w:pPr>
+        <w:pStyle w:val="5"/>
+        <w:bidi w:val="0"/>
+        <w:rPr>
+          <w:rFonts w:hint="default"/>
+          <w:lang w:val="en-US"/>
+        </w:rPr>
+      </w:pPr>
+      <w:r>
+        <w:rPr>
+          <w:rFonts w:hint="eastAsia"/>
+          <w:lang w:val="en-US" w:eastAsia="zh-CN"/>
+        </w:rPr>
+        <w:t>4.3.2.1撤收命令</w:t>
+      </w:r>
+    </w:p>
+    <w:p>
+      <w:pPr>
+        <w:ind w:firstLine="420" w:firstLineChars="0"/>
+        <w:rPr>
+          <w:rFonts w:hint="default"/>
+          <w:lang w:val="en-US" w:eastAsia="zh-CN"/>
+        </w:rPr>
+      </w:pPr>
+      <w:r>
+        <w:rPr>
+          <w:rFonts w:hint="eastAsia"/>
+          <w:lang w:val="en-US" w:eastAsia="zh-CN"/>
+        </w:rPr>
+        <w:t>#</w:t>
+      </w:r>
+      <w:r>
+        <w:rPr>
+          <w:rFonts w:hint="eastAsia"/>
+          <w:color w:val="00B050"/>
+          <w:lang w:val="en-US" w:eastAsia="zh-CN"/>
+        </w:rPr>
+        <w:t>cd /root/openwrt_deploy</w:t>
+      </w:r>
+    </w:p>
+    <w:p>
+      <w:pPr>
+        <w:ind w:firstLine="420" w:firstLineChars="0"/>
+        <w:rPr>
+          <w:rFonts w:hint="default"/>
+          <w:lang w:val="en-US" w:eastAsia="zh-CN"/>
+        </w:rPr>
+      </w:pPr>
+      <w:r>
+        <w:rPr>
+          <w:rFonts w:hint="eastAsia"/>
+          <w:lang w:val="en-US" w:eastAsia="zh-CN"/>
+        </w:rPr>
+        <w:t>#</w:t>
+      </w:r>
+      <w:r>
+        <w:rPr>
+          <w:rFonts w:hint="eastAsia"/>
+          <w:color w:val="00B050"/>
+          <w:lang w:val="en-US" w:eastAsia="zh-CN"/>
+        </w:rPr>
+        <w:t>sh openwrt_grn_deploy.sh cleanup</w:t>
+      </w:r>
+    </w:p>
+    <w:p>
+      <w:pPr>
+        <w:ind w:firstLine="420" w:firstLineChars="0"/>
+        <w:rPr>
+          <w:rFonts w:hint="eastAsia"/>
+          <w:lang w:val="en-US" w:eastAsia="zh-CN"/>
+        </w:rPr>
+      </w:pPr>
+    </w:p>
+    <w:p>
+      <w:pPr>
+        <w:ind w:firstLine="420" w:firstLineChars="0"/>
+        <w:rPr>
+          <w:rFonts w:hint="eastAsia"/>
+          <w:lang w:val="en-US" w:eastAsia="zh-CN"/>
+        </w:rPr>
+      </w:pPr>
+      <w:r>
+        <w:rPr>
+          <w:rFonts w:hint="eastAsia"/>
+          <w:lang w:val="en-US" w:eastAsia="zh-CN"/>
+        </w:rPr>
+        <w:t>openwrt_grn_deploy.sh：部署撤收脚本名称</w:t>
+      </w:r>
+    </w:p>
+    <w:p>
+      <w:pPr>
+        <w:ind w:firstLine="420" w:firstLineChars="0"/>
+        <w:rPr>
+          <w:rFonts w:hint="eastAsia"/>
+          <w:lang w:val="en-US" w:eastAsia="zh-CN"/>
+        </w:rPr>
+      </w:pPr>
+      <w:r>
+        <w:rPr>
+          <w:rFonts w:hint="eastAsia"/>
+          <w:lang w:val="en-US" w:eastAsia="zh-CN"/>
+        </w:rPr>
+        <w:t>cleanup：撤收参数</w:t>
+      </w:r>
+    </w:p>
+    <w:p>
+      <w:pPr>
+        <w:pStyle w:val="5"/>
+        <w:bidi w:val="0"/>
+        <w:rPr>
+          <w:rFonts w:hint="default"/>
+          <w:lang w:val="en-US" w:eastAsia="zh-CN"/>
+        </w:rPr>
+      </w:pPr>
+      <w:r>
+        <w:rPr>
+          <w:rFonts w:hint="eastAsia"/>
+          <w:lang w:val="en-US" w:eastAsia="zh-CN"/>
+        </w:rPr>
+        <w:t>4.3.2.2撤收简要过程</w:t>
       </w:r>
     </w:p>
     <w:p>
@@ -1108,7 +1395,7 @@
           <w:rFonts w:hint="eastAsia"/>
           <w:lang w:val="en-US" w:eastAsia="zh-CN"/>
         </w:rPr>
-        <w:t>校验输入IP、端口是否有效</w:t>
+        <w:t>停止并移除Supervisor</w:t>
       </w:r>
     </w:p>
     <w:p>
@@ -1128,7 +1415,7 @@
           <w:rFonts w:hint="eastAsia"/>
           <w:lang w:val="en-US" w:eastAsia="zh-CN"/>
         </w:rPr>
-        <w:t>部署本地前端</w:t>
+        <w:t>清理sing-box</w:t>
       </w:r>
     </w:p>
     <w:p>
@@ -1148,7 +1435,7 @@
           <w:rFonts w:hint="eastAsia"/>
           <w:lang w:val="en-US" w:eastAsia="zh-CN"/>
         </w:rPr>
-        <w:t>创建并写入Nginx配置</w:t>
+        <w:t>清理GRN_Node</w:t>
       </w:r>
     </w:p>
     <w:p>
@@ -1168,7 +1455,7 @@
           <w:rFonts w:hint="eastAsia"/>
           <w:lang w:val="en-US" w:eastAsia="zh-CN"/>
         </w:rPr>
-        <w:t>生成Nginx TLS 证书</w:t>
+        <w:t>清理Nginx配置</w:t>
       </w:r>
     </w:p>
     <w:p>
@@ -1188,7 +1475,7 @@
           <w:rFonts w:hint="eastAsia"/>
           <w:lang w:val="en-US" w:eastAsia="zh-CN"/>
         </w:rPr>
-        <w:t>部署GRN_Node</w:t>
+        <w:t>清理Nginx TLS证书</w:t>
       </w:r>
     </w:p>
     <w:p>
@@ -1208,7 +1495,7 @@
           <w:rFonts w:hint="eastAsia"/>
           <w:lang w:val="en-US" w:eastAsia="zh-CN"/>
         </w:rPr>
-        <w:t>安装sing-box</w:t>
+        <w:t>移除本地前端</w:t>
       </w:r>
     </w:p>
     <w:p>
@@ -1216,286 +1503,6 @@
         <w:numPr>
           <w:ilvl w:val="0"/>
           <w:numId w:val="3"/>
-        </w:numPr>
-        <w:ind w:left="0" w:leftChars="0" w:firstLine="420" w:firstLineChars="0"/>
-        <w:rPr>
-          <w:rFonts w:hint="default"/>
-          <w:lang w:val="en-US" w:eastAsia="zh-CN"/>
-        </w:rPr>
-      </w:pPr>
-      <w:r>
-        <w:rPr>
-          <w:rFonts w:hint="eastAsia"/>
-          <w:lang w:val="en-US" w:eastAsia="zh-CN"/>
-        </w:rPr>
-        <w:t>部署Supervisor监控node_client.py</w:t>
-      </w:r>
-    </w:p>
-    <w:p>
-      <w:pPr>
-        <w:pStyle w:val="4"/>
-        <w:bidi w:val="0"/>
-        <w:rPr>
-          <w:rFonts w:hint="eastAsia"/>
-          <w:lang w:val="en-US" w:eastAsia="zh-CN"/>
-        </w:rPr>
-      </w:pPr>
-      <w:r>
-        <w:rPr>
-          <w:rFonts w:hint="eastAsia"/>
-          <w:lang w:val="en-US" w:eastAsia="zh-CN"/>
-        </w:rPr>
-        <w:t>4.3.2无痕撤收</w:t>
-      </w:r>
-    </w:p>
-    <w:p>
-      <w:pPr>
-        <w:pStyle w:val="5"/>
-        <w:bidi w:val="0"/>
-        <w:rPr>
-          <w:rFonts w:hint="default"/>
-          <w:lang w:val="en-US"/>
-        </w:rPr>
-      </w:pPr>
-      <w:r>
-        <w:rPr>
-          <w:rFonts w:hint="eastAsia"/>
-          <w:lang w:val="en-US" w:eastAsia="zh-CN"/>
-        </w:rPr>
-        <w:t>4.3.2.1撤收命令</w:t>
-      </w:r>
-    </w:p>
-    <w:p>
-      <w:pPr>
-        <w:ind w:firstLine="420" w:firstLineChars="0"/>
-        <w:rPr>
-          <w:rFonts w:hint="default"/>
-          <w:lang w:val="en-US" w:eastAsia="zh-CN"/>
-        </w:rPr>
-      </w:pPr>
-      <w:r>
-        <w:rPr>
-          <w:rFonts w:hint="eastAsia"/>
-          <w:lang w:val="en-US" w:eastAsia="zh-CN"/>
-        </w:rPr>
-        <w:t>#</w:t>
-      </w:r>
-      <w:r>
-        <w:rPr>
-          <w:rFonts w:hint="eastAsia"/>
-          <w:color w:val="00B050"/>
-          <w:lang w:val="en-US" w:eastAsia="zh-CN"/>
-        </w:rPr>
-        <w:t>cd /root/openwrt_deploy</w:t>
-      </w:r>
-    </w:p>
-    <w:p>
-      <w:pPr>
-        <w:ind w:firstLine="420" w:firstLineChars="0"/>
-        <w:rPr>
-          <w:rFonts w:hint="default"/>
-          <w:lang w:val="en-US" w:eastAsia="zh-CN"/>
-        </w:rPr>
-      </w:pPr>
-      <w:r>
-        <w:rPr>
-          <w:rFonts w:hint="eastAsia"/>
-          <w:lang w:val="en-US" w:eastAsia="zh-CN"/>
-        </w:rPr>
-        <w:t>#</w:t>
-      </w:r>
-      <w:r>
-        <w:rPr>
-          <w:rFonts w:hint="eastAsia"/>
-          <w:color w:val="00B050"/>
-          <w:lang w:val="en-US" w:eastAsia="zh-CN"/>
-        </w:rPr>
-        <w:t>sh openwrt_grn_deploy.sh cleanup</w:t>
-      </w:r>
-    </w:p>
-    <w:p>
-      <w:pPr>
-        <w:ind w:firstLine="420" w:firstLineChars="0"/>
-        <w:rPr>
-          <w:rFonts w:hint="eastAsia"/>
-          <w:lang w:val="en-US" w:eastAsia="zh-CN"/>
-        </w:rPr>
-      </w:pPr>
-    </w:p>
-    <w:p>
-      <w:pPr>
-        <w:ind w:firstLine="420" w:firstLineChars="0"/>
-        <w:rPr>
-          <w:rFonts w:hint="eastAsia"/>
-          <w:lang w:val="en-US" w:eastAsia="zh-CN"/>
-        </w:rPr>
-      </w:pPr>
-      <w:r>
-        <w:rPr>
-          <w:rFonts w:hint="eastAsia"/>
-          <w:lang w:val="en-US" w:eastAsia="zh-CN"/>
-        </w:rPr>
-        <w:t>openwrt_grn_deploy.sh：部署撤收脚本名称</w:t>
-      </w:r>
-    </w:p>
-    <w:p>
-      <w:pPr>
-        <w:ind w:firstLine="420" w:firstLineChars="0"/>
-        <w:rPr>
-          <w:rFonts w:hint="eastAsia"/>
-          <w:lang w:val="en-US" w:eastAsia="zh-CN"/>
-        </w:rPr>
-      </w:pPr>
-      <w:r>
-        <w:rPr>
-          <w:rFonts w:hint="eastAsia"/>
-          <w:lang w:val="en-US" w:eastAsia="zh-CN"/>
-        </w:rPr>
-        <w:t>cleanup：撤收参数</w:t>
-      </w:r>
-    </w:p>
-    <w:p>
-      <w:pPr>
-        <w:pStyle w:val="5"/>
-        <w:bidi w:val="0"/>
-        <w:rPr>
-          <w:rFonts w:hint="default"/>
-          <w:lang w:val="en-US" w:eastAsia="zh-CN"/>
-        </w:rPr>
-      </w:pPr>
-      <w:r>
-        <w:rPr>
-          <w:rFonts w:hint="eastAsia"/>
-          <w:lang w:val="en-US" w:eastAsia="zh-CN"/>
-        </w:rPr>
-        <w:t>4.3.2.2撤收简要过程</w:t>
-      </w:r>
-    </w:p>
-    <w:p>
-      <w:pPr>
-        <w:numPr>
-          <w:ilvl w:val="0"/>
-          <w:numId w:val="4"/>
-        </w:numPr>
-        <w:ind w:firstLine="420" w:firstLineChars="0"/>
-        <w:rPr>
-          <w:rFonts w:hint="eastAsia"/>
-          <w:lang w:val="en-US" w:eastAsia="zh-CN"/>
-        </w:rPr>
-      </w:pPr>
-      <w:r>
-        <w:rPr>
-          <w:rFonts w:hint="eastAsia"/>
-          <w:lang w:val="en-US" w:eastAsia="zh-CN"/>
-        </w:rPr>
-        <w:t>停止并移除Supervisor</w:t>
-      </w:r>
-    </w:p>
-    <w:p>
-      <w:pPr>
-        <w:numPr>
-          <w:ilvl w:val="0"/>
-          <w:numId w:val="4"/>
-        </w:numPr>
-        <w:ind w:left="0" w:leftChars="0" w:firstLine="420" w:firstLineChars="0"/>
-        <w:rPr>
-          <w:rFonts w:hint="eastAsia"/>
-          <w:lang w:val="en-US" w:eastAsia="zh-CN"/>
-        </w:rPr>
-      </w:pPr>
-      <w:r>
-        <w:rPr>
-          <w:rFonts w:hint="eastAsia"/>
-          <w:lang w:val="en-US" w:eastAsia="zh-CN"/>
-        </w:rPr>
-        <w:t>清理sing-box</w:t>
-      </w:r>
-    </w:p>
-    <w:p>
-      <w:pPr>
-        <w:numPr>
-          <w:ilvl w:val="0"/>
-          <w:numId w:val="4"/>
-        </w:numPr>
-        <w:ind w:left="0" w:leftChars="0" w:firstLine="420" w:firstLineChars="0"/>
-        <w:rPr>
-          <w:rFonts w:hint="default"/>
-          <w:lang w:val="en-US" w:eastAsia="zh-CN"/>
-        </w:rPr>
-      </w:pPr>
-      <w:r>
-        <w:rPr>
-          <w:rFonts w:hint="eastAsia"/>
-          <w:lang w:val="en-US" w:eastAsia="zh-CN"/>
-        </w:rPr>
-        <w:t>清理GRN_Node</w:t>
-      </w:r>
-    </w:p>
-    <w:p>
-      <w:pPr>
-        <w:numPr>
-          <w:ilvl w:val="0"/>
-          <w:numId w:val="4"/>
-        </w:numPr>
-        <w:ind w:left="0" w:leftChars="0" w:firstLine="420" w:firstLineChars="0"/>
-        <w:rPr>
-          <w:rFonts w:hint="default"/>
-          <w:lang w:val="en-US" w:eastAsia="zh-CN"/>
-        </w:rPr>
-      </w:pPr>
-      <w:r>
-        <w:rPr>
-          <w:rFonts w:hint="eastAsia"/>
-          <w:lang w:val="en-US" w:eastAsia="zh-CN"/>
-        </w:rPr>
-        <w:t>清理Nginx配置</w:t>
-      </w:r>
-    </w:p>
-    <w:p>
-      <w:pPr>
-        <w:numPr>
-          <w:ilvl w:val="0"/>
-          <w:numId w:val="4"/>
-        </w:numPr>
-        <w:ind w:left="0" w:leftChars="0" w:firstLine="420" w:firstLineChars="0"/>
-        <w:rPr>
-          <w:rFonts w:hint="default"/>
-          <w:lang w:val="en-US" w:eastAsia="zh-CN"/>
-        </w:rPr>
-      </w:pPr>
-      <w:r>
-        <w:rPr>
-          <w:rFonts w:hint="eastAsia"/>
-          <w:lang w:val="en-US" w:eastAsia="zh-CN"/>
-        </w:rPr>
-        <w:t>清理Nginx TLS证书</w:t>
-      </w:r>
-    </w:p>
-    <w:p>
-      <w:pPr>
-        <w:numPr>
-          <w:ilvl w:val="0"/>
-          <w:numId w:val="4"/>
-        </w:numPr>
-        <w:ind w:left="0" w:leftChars="0" w:firstLine="420" w:firstLineChars="0"/>
-        <w:rPr>
-          <w:rFonts w:hint="default"/>
-          <w:lang w:val="en-US" w:eastAsia="zh-CN"/>
-        </w:rPr>
-      </w:pPr>
-      <w:r>
-        <w:rPr>
-          <w:rFonts w:hint="eastAsia"/>
-          <w:lang w:val="en-US" w:eastAsia="zh-CN"/>
-        </w:rPr>
-        <w:t>移除本地前端</w:t>
-      </w:r>
-    </w:p>
-    <w:p>
-      <w:pPr>
-        <w:numPr>
-          <w:ilvl w:val="0"/>
-          <w:numId w:val="4"/>
         </w:numPr>
         <w:ind w:left="0" w:leftChars="0" w:firstLine="420" w:firstLineChars="0"/>
         <w:rPr>
@@ -1703,28 +1710,13 @@
       <w:lvlJc w:val="left"/>
     </w:lvl>
   </w:abstractNum>
-  <w:abstractNum w:abstractNumId="3">
-    <w:nsid w:val="7E14493B"/>
-    <w:multiLevelType w:val="singleLevel"/>
-    <w:tmpl w:val="7E14493B"/>
-    <w:lvl w:ilvl="0" w:tentative="0">
-      <w:start w:val="2"/>
-      <w:numFmt w:val="decimal"/>
-      <w:suff w:val="space"/>
-      <w:lvlText w:val="%1&gt;"/>
-      <w:lvlJc w:val="left"/>
-    </w:lvl>
-  </w:abstractNum>
   <w:num w:numId="1">
     <w:abstractNumId w:val="1"/>
   </w:num>
   <w:num w:numId="2">
-    <w:abstractNumId w:val="3"/>
+    <w:abstractNumId w:val="2"/>
   </w:num>
   <w:num w:numId="3">
-    <w:abstractNumId w:val="2"/>
-  </w:num>
-  <w:num w:numId="4">
     <w:abstractNumId w:val="0"/>
   </w:num>
 </w:numbering>
